--- a/business/operations/04-acquisition-recommendation.docx
+++ b/business/operations/04-acquisition-recommendation.docx
@@ -5569,7 +5569,7 @@
         <w:rPr>
           <w:rFonts w:ascii="Noto Sans CJK JP" w:hAnsi="Noto Sans CJK JP" w:eastAsia="Noto Sans CJK JP"/>
         </w:rPr>
-        <w:t>Googleは、問い合わせを管理している本人のアカウントから所有権を管理するのが初期案。サイト上の受信先 eyu.eyu0806@gmail.com は維持する。Googleのログインと、実際の問い合わせ受信先が同じである必要はないので、所有権のあるアカウントを確認して使う。</w:t>
+        <w:t>Googleは、問い合わせを管理している本人のアカウントから所有権を管理するのが初期案。サイト上の受信先 yue.sadamatsu@gmail.com は維持する。Googleのログインと、実際の問い合わせ受信先が同じである必要はないので、所有権のあるアカウントを確認して使う。</w:t>
       </w:r>
     </w:p>
     <w:p>
